--- a/FIFO/studies/CDC.docx
+++ b/FIFO/studies/CDC.docx
@@ -7,6 +7,10 @@
         <w:pStyle w:val="Heading1"/>
         <w:keepNext w:val="true"/>
         <w:keepLines/>
+        <w:numPr>
+          <w:ilvl w:val="0"/>
+          <w:numId w:val="0"/>
+        </w:numPr>
         <w:spacing w:before="360" w:after="80"/>
         <w:outlineLvl w:val="0"/>
         <w:rPr/>
@@ -182,11 +186,7 @@
       </w:pPr>
       <w:r>
         <w:rPr/>
-        <w:t>1-</w:t>
-      </w:r>
-      <w:r>
-        <w:rPr/>
-        <w:t>Possible Issues Due to CDC</w:t>
+        <w:t>1-Possible Issues Due to CDC</w:t>
       </w:r>
     </w:p>
     <w:p>
@@ -632,7 +632,7 @@
       </w:pPr>
       <w:r>
         <w:drawing>
-          <wp:anchor behindDoc="0" distT="0" distB="0" distL="0" distR="0" simplePos="0" locked="0" layoutInCell="0" allowOverlap="1" relativeHeight="8">
+          <wp:anchor behindDoc="0" distT="0" distB="0" distL="0" distR="0" simplePos="0" locked="0" layoutInCell="0" allowOverlap="1" relativeHeight="7">
             <wp:simplePos x="0" y="0"/>
             <wp:positionH relativeFrom="column">
               <wp:posOffset>938530</wp:posOffset>
@@ -964,11 +964,7 @@
       </w:pPr>
       <w:r>
         <w:rPr/>
-        <w:t xml:space="preserve">Open loop simple means that there is no feedback to the source domain about whether the data it sent was safely captured on the other side. Actually there is no handshake. </w:t>
-      </w:r>
-      <w:r>
-        <w:rPr/>
-        <w:t>In real designs, open loop is a huge risk because frequencies keep changing.</w:t>
+        <w:t>Open loop simple means that there is no feedback to the source domain about whether the data it sent was safely captured on the other side. Actually there is no handshake. In real designs, open loop is a huge risk because frequencies keep changing.</w:t>
       </w:r>
     </w:p>
     <w:p>
@@ -979,7 +975,7 @@
       <w:r>
         <w:rPr/>
         <w:drawing>
-          <wp:anchor behindDoc="0" distT="0" distB="0" distL="0" distR="0" simplePos="0" locked="0" layoutInCell="0" allowOverlap="1" relativeHeight="9">
+          <wp:anchor behindDoc="0" distT="0" distB="0" distL="0" distR="0" simplePos="0" locked="0" layoutInCell="0" allowOverlap="1" relativeHeight="8">
             <wp:simplePos x="0" y="0"/>
             <wp:positionH relativeFrom="column">
               <wp:align>center</wp:align>
@@ -1039,39 +1035,17 @@
           <w:b/>
           <w:bCs/>
         </w:rPr>
-        <w:t>CLOSED</w:t>
-      </w:r>
-      <w:r>
-        <w:rPr>
-          <w:b/>
-          <w:bCs/>
-        </w:rPr>
-        <w:t xml:space="preserve"> LOOP </w:t>
-      </w:r>
-      <w:r>
-        <w:rPr>
-          <w:b/>
-          <w:bCs/>
-        </w:rPr>
-        <w:t>(Handshaking)</w:t>
-      </w:r>
-    </w:p>
-    <w:p>
-      <w:pPr>
-        <w:pStyle w:val="Normal"/>
-        <w:rPr/>
-      </w:pPr>
-      <w:r>
-        <w:rPr/>
-        <w:t xml:space="preserve">In a closed loop system, you set up a protocol that the source shall hold the data stable till it gets an acknowledgement (ack) back from the destination. </w:t>
-      </w:r>
-      <w:r>
-        <w:rPr/>
-        <w:t>D</w:t>
-      </w:r>
-      <w:r>
-        <w:rPr/>
-        <w:t>ata should be slow enough for the synchronizer to never miss a transaction.</w:t>
+        <w:t>CLOSED LOOP (Handshaking)</w:t>
+      </w:r>
+    </w:p>
+    <w:p>
+      <w:pPr>
+        <w:pStyle w:val="Normal"/>
+        <w:rPr/>
+      </w:pPr>
+      <w:r>
+        <w:rPr/>
+        <w:t>In a closed loop system, you set up a protocol that the source shall hold the data stable till it gets an acknowledgement (ack) back from the destination. Data should be slow enough for the synchronizer to never miss a transaction.</w:t>
       </w:r>
     </w:p>
     <w:p>
@@ -1081,7 +1055,7 @@
       </w:pPr>
       <w:r>
         <w:drawing>
-          <wp:anchor behindDoc="0" distT="0" distB="0" distL="0" distR="0" simplePos="0" locked="0" layoutInCell="0" allowOverlap="1" relativeHeight="10">
+          <wp:anchor behindDoc="0" distT="0" distB="0" distL="0" distR="0" simplePos="0" locked="0" layoutInCell="0" allowOverlap="1" relativeHeight="9">
             <wp:simplePos x="0" y="0"/>
             <wp:positionH relativeFrom="column">
               <wp:align>center</wp:align>
@@ -1144,15 +1118,7 @@
       </w:pPr>
       <w:r>
         <w:rPr/>
-        <w:t>The handshaking method determines the throughput of the channel. So it is important question “H</w:t>
-      </w:r>
-      <w:r>
-        <w:rPr/>
-        <w:t>ow exactly the handshaking should be done?</w:t>
-      </w:r>
-      <w:r>
-        <w:rPr/>
-        <w:t>”.</w:t>
+        <w:t>The handshaking method determines the throughput of the channel. So it is important question “How exactly the handshaking should be done?”.</w:t>
       </w:r>
     </w:p>
     <w:p>
@@ -1219,7 +1185,7 @@
       </w:pPr>
       <w:r>
         <w:drawing>
-          <wp:anchor behindDoc="0" distT="0" distB="0" distL="0" distR="0" simplePos="0" locked="0" layoutInCell="0" allowOverlap="1" relativeHeight="11">
+          <wp:anchor behindDoc="0" distT="0" distB="0" distL="0" distR="0" simplePos="0" locked="0" layoutInCell="0" allowOverlap="1" relativeHeight="10">
             <wp:simplePos x="0" y="0"/>
             <wp:positionH relativeFrom="column">
               <wp:posOffset>39370</wp:posOffset>
@@ -1264,7 +1230,7 @@
           </wp:anchor>
         </w:drawing>
         <w:drawing>
-          <wp:anchor behindDoc="0" distT="0" distB="0" distL="0" distR="0" simplePos="0" locked="0" layoutInCell="0" allowOverlap="1" relativeHeight="12">
+          <wp:anchor behindDoc="0" distT="0" distB="0" distL="0" distR="0" simplePos="0" locked="0" layoutInCell="0" allowOverlap="1" relativeHeight="11">
             <wp:simplePos x="0" y="0"/>
             <wp:positionH relativeFrom="column">
               <wp:posOffset>3056890</wp:posOffset>
@@ -1311,19 +1277,7 @@
       </w:r>
       <w:r>
         <w:rPr/>
-        <w:t xml:space="preserve">In the source clock domain, an input pulse triggers a toggle flip-flop. </w:t>
-      </w:r>
-      <w:r>
-        <w:rPr/>
-        <w:t xml:space="preserve">The toggled signal passes into the destination clock domain and goes through a standard multi-flip-flop synchronizer to resolve </w:t>
-      </w:r>
-      <w:r>
-        <w:rPr/>
-        <w:t xml:space="preserve">metastability. </w:t>
-      </w:r>
-      <w:r>
-        <w:rPr/>
-        <w:t>The destination domain detects the toggled state using an edge-detector circuit and reconstructs the original pulse.</w:t>
+        <w:t>In the source clock domain, an input pulse triggers a toggle flip-flop. The toggled signal passes into the destination clock domain and goes through a standard multi-flip-flop synchronizer to resolve metastability. The destination domain detects the toggled state using an edge-detector circuit and reconstructs the original pulse.</w:t>
       </w:r>
     </w:p>
     <w:p>
@@ -1348,7 +1302,7 @@
       <w:r>
         <w:rPr/>
         <w:drawing>
-          <wp:anchor behindDoc="0" distT="0" distB="0" distL="0" distR="0" simplePos="0" locked="0" layoutInCell="0" allowOverlap="1" relativeHeight="13">
+          <wp:anchor behindDoc="0" distT="0" distB="0" distL="0" distR="0" simplePos="0" locked="0" layoutInCell="0" allowOverlap="1" relativeHeight="12">
             <wp:simplePos x="0" y="0"/>
             <wp:positionH relativeFrom="column">
               <wp:posOffset>22860</wp:posOffset>
@@ -1396,7 +1350,7 @@
       </w:r>
       <w:r>
         <w:drawing>
-          <wp:anchor behindDoc="0" distT="0" distB="0" distL="0" distR="0" simplePos="0" locked="0" layoutInCell="0" allowOverlap="1" relativeHeight="14">
+          <wp:anchor behindDoc="0" distT="0" distB="0" distL="0" distR="0" simplePos="0" locked="0" layoutInCell="0" allowOverlap="1" relativeHeight="13">
             <wp:simplePos x="0" y="0"/>
             <wp:positionH relativeFrom="column">
               <wp:posOffset>3075305</wp:posOffset>
@@ -1473,23 +1427,7 @@
       </w:pPr>
       <w:r>
         <w:rPr/>
-        <w:t xml:space="preserve">When multi bit signals are synchronized with 2 flip flop synchronizer, each bit is synchronized using separate 2-FF synchronizer. That can causes metastability due to this output of every synchonizer mat not settle to correct value at same clock so there can be Data Incoherency. </w:t>
-      </w:r>
-      <w:r>
-        <w:rPr/>
-        <w:t xml:space="preserve">This problem can be achieved by gray encoding. Thereby </w:t>
-      </w:r>
-      <w:r>
-        <w:rPr/>
-        <w:t xml:space="preserve">only a single bit change </w:t>
-      </w:r>
-      <w:r>
-        <w:rPr/>
-        <w:t xml:space="preserve">will </w:t>
-      </w:r>
-      <w:r>
-        <w:rPr/>
-        <w:t>be guaranteed at a particular clock cycle.</w:t>
+        <w:t>When multi bit signals are synchronized with 2 flip flop synchronizer, each bit is synchronized using separate 2-FF synchronizer. That can causes metastability due to this output of every synchonizer mat not settle to correct value at same clock so there can be Data Incoherency. This problem can be achieved by gray encoding. Thereby only a single bit change will be guaranteed at a particular clock cycle.</w:t>
       </w:r>
     </w:p>
     <w:p>
@@ -1499,7 +1437,7 @@
       </w:pPr>
       <w:r>
         <w:drawing>
-          <wp:anchor behindDoc="0" distT="0" distB="0" distL="0" distR="0" simplePos="0" locked="0" layoutInCell="0" allowOverlap="1" relativeHeight="15">
+          <wp:anchor behindDoc="0" distT="0" distB="0" distL="0" distR="0" simplePos="0" locked="0" layoutInCell="0" allowOverlap="1" relativeHeight="14">
             <wp:simplePos x="0" y="0"/>
             <wp:positionH relativeFrom="column">
               <wp:posOffset>102235</wp:posOffset>
@@ -1544,7 +1482,7 @@
           </wp:anchor>
         </w:drawing>
         <w:drawing>
-          <wp:anchor behindDoc="0" distT="0" distB="0" distL="0" distR="0" simplePos="0" locked="0" layoutInCell="0" allowOverlap="1" relativeHeight="16">
+          <wp:anchor behindDoc="0" distT="0" distB="0" distL="0" distR="0" simplePos="0" locked="0" layoutInCell="0" allowOverlap="1" relativeHeight="15">
             <wp:simplePos x="0" y="0"/>
             <wp:positionH relativeFrom="column">
               <wp:posOffset>3329940</wp:posOffset>
@@ -1629,15 +1567,15 @@
           <w:bCs/>
         </w:rPr>
         <w:drawing>
-          <wp:anchor behindDoc="0" distT="0" distB="0" distL="0" distR="0" simplePos="0" locked="0" layoutInCell="0" allowOverlap="1" relativeHeight="17">
+          <wp:anchor behindDoc="0" distT="0" distB="0" distL="0" distR="0" simplePos="0" locked="0" layoutInCell="0" allowOverlap="1" relativeHeight="16">
             <wp:simplePos x="0" y="0"/>
             <wp:positionH relativeFrom="column">
-              <wp:posOffset>37465</wp:posOffset>
+              <wp:posOffset>-48260</wp:posOffset>
             </wp:positionH>
             <wp:positionV relativeFrom="paragraph">
-              <wp:posOffset>635</wp:posOffset>
+              <wp:posOffset>52705</wp:posOffset>
             </wp:positionV>
-            <wp:extent cx="2876550" cy="2390775"/>
+            <wp:extent cx="3282950" cy="2728595"/>
             <wp:effectExtent l="0" t="0" r="0" b="0"/>
             <wp:wrapTopAndBottom/>
             <wp:docPr id="15" name="Image10" descr=""/>
@@ -1662,7 +1600,7 @@
                   <pic:spPr bwMode="auto">
                     <a:xfrm>
                       <a:off x="0" y="0"/>
-                      <a:ext cx="2876550" cy="2390775"/>
+                      <a:ext cx="3282950" cy="2728595"/>
                     </a:xfrm>
                     <a:prstGeom prst="rect">
                       <a:avLst/>
@@ -1674,13 +1612,13 @@
           </wp:anchor>
         </w:drawing>
         <w:drawing>
-          <wp:anchor behindDoc="0" distT="0" distB="0" distL="0" distR="0" simplePos="0" locked="0" layoutInCell="0" allowOverlap="1" relativeHeight="18">
+          <wp:anchor behindDoc="0" distT="0" distB="0" distL="0" distR="0" simplePos="0" locked="0" layoutInCell="0" allowOverlap="1" relativeHeight="17">
             <wp:simplePos x="0" y="0"/>
             <wp:positionH relativeFrom="column">
-              <wp:posOffset>3063240</wp:posOffset>
+              <wp:posOffset>3291840</wp:posOffset>
             </wp:positionH>
             <wp:positionV relativeFrom="paragraph">
-              <wp:posOffset>635</wp:posOffset>
+              <wp:posOffset>248285</wp:posOffset>
             </wp:positionV>
             <wp:extent cx="2857500" cy="2295525"/>
             <wp:effectExtent l="0" t="0" r="0" b="0"/>
@@ -1747,11 +1685,7 @@
       </w:pPr>
       <w:r>
         <w:rPr/>
-        <w:t xml:space="preserve">In this synchronization scheme request and acknowledge mechanism is used to guarantee the sampling of correct data into destination clock domain irrespective of clock ratio between source clock and destination clock. </w:t>
-      </w:r>
-      <w:r>
-        <w:rPr/>
-        <w:t>This technique is mainly used to synchronize vector signal which is not changing continuously or very frequently.</w:t>
+        <w:t>In this synchronization scheme request and acknowledge mechanism is used to guarantee the sampling of correct data into destination clock domain irrespective of clock ratio between source clock and destination clock. This technique is mainly used to synchronize vector signal which is not changing continuously or very frequently.</w:t>
       </w:r>
     </w:p>
     <w:p>
@@ -1762,7 +1696,7 @@
       <w:r>
         <w:rPr/>
         <w:drawing>
-          <wp:anchor behindDoc="0" distT="0" distB="0" distL="0" distR="0" simplePos="0" locked="0" layoutInCell="0" allowOverlap="1" relativeHeight="19">
+          <wp:anchor behindDoc="0" distT="0" distB="0" distL="0" distR="0" simplePos="0" locked="0" layoutInCell="0" allowOverlap="1" relativeHeight="18">
             <wp:simplePos x="0" y="0"/>
             <wp:positionH relativeFrom="column">
               <wp:posOffset>-53340</wp:posOffset>
@@ -1807,7 +1741,7 @@
           </wp:anchor>
         </w:drawing>
         <w:drawing>
-          <wp:anchor behindDoc="0" distT="0" distB="0" distL="0" distR="0" simplePos="0" locked="0" layoutInCell="0" allowOverlap="1" relativeHeight="20">
+          <wp:anchor behindDoc="0" distT="0" distB="0" distL="0" distR="0" simplePos="0" locked="0" layoutInCell="0" allowOverlap="1" relativeHeight="19">
             <wp:simplePos x="0" y="0"/>
             <wp:positionH relativeFrom="column">
               <wp:posOffset>3480435</wp:posOffset>
@@ -1873,11 +1807,7 @@
       </w:pPr>
       <w:r>
         <w:rPr/>
-        <w:t xml:space="preserve">FIFO is best way to synchronize continuously changing vector data between two asynchronous clock domains. Offers solution for </w:t>
-      </w:r>
-      <w:r>
-        <w:rPr/>
-        <w:t>transferring vector signal across clock domain without risking metastability and coherency problems.</w:t>
+        <w:t>FIFO is best way to synchronize continuously changing vector data between two asynchronous clock domains. Offers solution for transferring vector signal across clock domain without risking metastability and coherency problems.</w:t>
       </w:r>
     </w:p>
     <w:p>
@@ -1889,13 +1819,13 @@
       <w:r>
         <w:rPr/>
         <w:drawing>
-          <wp:anchor behindDoc="0" distT="0" distB="0" distL="0" distR="0" simplePos="0" locked="0" layoutInCell="0" allowOverlap="1" relativeHeight="21">
+          <wp:anchor behindDoc="0" distT="0" distB="0" distL="0" distR="0" simplePos="0" locked="0" layoutInCell="0" allowOverlap="1" relativeHeight="20">
             <wp:simplePos x="0" y="0"/>
             <wp:positionH relativeFrom="column">
-              <wp:align>center</wp:align>
+              <wp:posOffset>1403985</wp:posOffset>
             </wp:positionH>
             <wp:positionV relativeFrom="paragraph">
-              <wp:posOffset>635</wp:posOffset>
+              <wp:posOffset>4001135</wp:posOffset>
             </wp:positionV>
             <wp:extent cx="2971800" cy="2181225"/>
             <wp:effectExtent l="0" t="0" r="0" b="0"/>
@@ -1923,6 +1853,51 @@
                     <a:xfrm>
                       <a:off x="0" y="0"/>
                       <a:ext cx="2971800" cy="2181225"/>
+                    </a:xfrm>
+                    <a:prstGeom prst="rect">
+                      <a:avLst/>
+                    </a:prstGeom>
+                  </pic:spPr>
+                </pic:pic>
+              </a:graphicData>
+            </a:graphic>
+          </wp:anchor>
+        </w:drawing>
+        <w:drawing>
+          <wp:anchor behindDoc="0" distT="0" distB="0" distL="0" distR="0" simplePos="0" locked="0" layoutInCell="0" allowOverlap="1" relativeHeight="22">
+            <wp:simplePos x="0" y="0"/>
+            <wp:positionH relativeFrom="column">
+              <wp:align>center</wp:align>
+            </wp:positionH>
+            <wp:positionV relativeFrom="paragraph">
+              <wp:posOffset>635</wp:posOffset>
+            </wp:positionV>
+            <wp:extent cx="5760720" cy="3822065"/>
+            <wp:effectExtent l="0" t="0" r="0" b="0"/>
+            <wp:wrapSquare wrapText="largest"/>
+            <wp:docPr id="20" name="Image15" descr=""/>
+            <wp:cNvGraphicFramePr>
+              <a:graphicFrameLocks xmlns:a="http://schemas.openxmlformats.org/drawingml/2006/main" noChangeAspect="1"/>
+            </wp:cNvGraphicFramePr>
+            <a:graphic xmlns:a="http://schemas.openxmlformats.org/drawingml/2006/main">
+              <a:graphicData uri="http://schemas.openxmlformats.org/drawingml/2006/picture">
+                <pic:pic xmlns:pic="http://schemas.openxmlformats.org/drawingml/2006/picture">
+                  <pic:nvPicPr>
+                    <pic:cNvPr id="20" name="Image15" descr=""/>
+                    <pic:cNvPicPr>
+                      <a:picLocks noChangeAspect="1" noChangeArrowheads="1"/>
+                    </pic:cNvPicPr>
+                  </pic:nvPicPr>
+                  <pic:blipFill>
+                    <a:blip r:embed="rId22"/>
+                    <a:stretch>
+                      <a:fillRect/>
+                    </a:stretch>
+                  </pic:blipFill>
+                  <pic:spPr bwMode="auto">
+                    <a:xfrm>
+                      <a:off x="0" y="0"/>
+                      <a:ext cx="5760720" cy="3822065"/>
                     </a:xfrm>
                     <a:prstGeom prst="rect">
                       <a:avLst/>
@@ -2956,6 +2931,7 @@
     <w:qFormat/>
     <w:pPr>
       <w:widowControl/>
+      <w:suppressAutoHyphens w:val="true"/>
       <w:bidi w:val="0"/>
       <w:spacing w:lineRule="auto" w:line="276" w:before="0" w:after="160"/>
       <w:jc w:val="left"/>

--- a/FIFO/studies/CDC.docx
+++ b/FIFO/studies/CDC.docx
@@ -12,6 +12,7 @@
           <w:numId w:val="0"/>
         </w:numPr>
         <w:spacing w:before="360" w:after="80"/>
+        <w:ind w:left="0" w:hanging="0"/>
         <w:outlineLvl w:val="0"/>
         <w:rPr/>
       </w:pPr>
@@ -1822,14 +1823,14 @@
           <wp:anchor behindDoc="0" distT="0" distB="0" distL="0" distR="0" simplePos="0" locked="0" layoutInCell="0" allowOverlap="1" relativeHeight="20">
             <wp:simplePos x="0" y="0"/>
             <wp:positionH relativeFrom="column">
-              <wp:posOffset>1403985</wp:posOffset>
+              <wp:posOffset>1350010</wp:posOffset>
             </wp:positionH>
             <wp:positionV relativeFrom="paragraph">
-              <wp:posOffset>4001135</wp:posOffset>
+              <wp:posOffset>4086860</wp:posOffset>
             </wp:positionV>
             <wp:extent cx="2971800" cy="2181225"/>
             <wp:effectExtent l="0" t="0" r="0" b="0"/>
-            <wp:wrapSquare wrapText="largest"/>
+            <wp:wrapTopAndBottom/>
             <wp:docPr id="19" name="Image14" descr=""/>
             <wp:cNvGraphicFramePr>
               <a:graphicFrameLocks xmlns:a="http://schemas.openxmlformats.org/drawingml/2006/main" noChangeAspect="1"/>
@@ -1864,13 +1865,13 @@
           </wp:anchor>
         </w:drawing>
         <w:drawing>
-          <wp:anchor behindDoc="0" distT="0" distB="0" distL="0" distR="0" simplePos="0" locked="0" layoutInCell="0" allowOverlap="1" relativeHeight="22">
+          <wp:anchor behindDoc="0" distT="0" distB="0" distL="0" distR="0" simplePos="0" locked="0" layoutInCell="0" allowOverlap="1" relativeHeight="21">
             <wp:simplePos x="0" y="0"/>
             <wp:positionH relativeFrom="column">
-              <wp:align>center</wp:align>
+              <wp:posOffset>12700</wp:posOffset>
             </wp:positionH>
             <wp:positionV relativeFrom="paragraph">
-              <wp:posOffset>635</wp:posOffset>
+              <wp:posOffset>-18415</wp:posOffset>
             </wp:positionV>
             <wp:extent cx="5760720" cy="3822065"/>
             <wp:effectExtent l="0" t="0" r="0" b="0"/>
@@ -1908,6 +1909,173 @@
             </a:graphic>
           </wp:anchor>
         </w:drawing>
+      </w:r>
+      <w:r>
+        <w:br w:type="page"/>
+      </w:r>
+    </w:p>
+    <w:p>
+      <w:pPr>
+        <w:pStyle w:val="Heading2"/>
+        <w:rPr/>
+      </w:pPr>
+      <w:r>
+        <w:rPr/>
+        <w:t>CDC Decision Tree</w:t>
+      </w:r>
+    </w:p>
+    <w:p>
+      <w:pPr>
+        <w:pStyle w:val="Normal"/>
+        <w:rPr/>
+      </w:pPr>
+      <w:r>
+        <w:rPr/>
+      </w:r>
+    </w:p>
+    <w:p>
+      <w:pPr>
+        <w:pStyle w:val="Normal"/>
+        <w:rPr/>
+      </w:pPr>
+      <w:r>
+        <w:rPr/>
+        <w:drawing>
+          <wp:anchor behindDoc="0" distT="0" distB="0" distL="0" distR="0" simplePos="0" locked="0" layoutInCell="0" allowOverlap="1" relativeHeight="23">
+            <wp:simplePos x="0" y="0"/>
+            <wp:positionH relativeFrom="column">
+              <wp:align>center</wp:align>
+            </wp:positionH>
+            <wp:positionV relativeFrom="paragraph">
+              <wp:posOffset>635</wp:posOffset>
+            </wp:positionV>
+            <wp:extent cx="5760720" cy="3261995"/>
+            <wp:effectExtent l="0" t="0" r="0" b="0"/>
+            <wp:wrapSquare wrapText="largest"/>
+            <wp:docPr id="21" name="Image16" descr=""/>
+            <wp:cNvGraphicFramePr>
+              <a:graphicFrameLocks xmlns:a="http://schemas.openxmlformats.org/drawingml/2006/main" noChangeAspect="1"/>
+            </wp:cNvGraphicFramePr>
+            <a:graphic xmlns:a="http://schemas.openxmlformats.org/drawingml/2006/main">
+              <a:graphicData uri="http://schemas.openxmlformats.org/drawingml/2006/picture">
+                <pic:pic xmlns:pic="http://schemas.openxmlformats.org/drawingml/2006/picture">
+                  <pic:nvPicPr>
+                    <pic:cNvPr id="21" name="Image16" descr=""/>
+                    <pic:cNvPicPr>
+                      <a:picLocks noChangeAspect="1" noChangeArrowheads="1"/>
+                    </pic:cNvPicPr>
+                  </pic:nvPicPr>
+                  <pic:blipFill>
+                    <a:blip r:embed="rId23"/>
+                    <a:stretch>
+                      <a:fillRect/>
+                    </a:stretch>
+                  </pic:blipFill>
+                  <pic:spPr bwMode="auto">
+                    <a:xfrm>
+                      <a:off x="0" y="0"/>
+                      <a:ext cx="5760720" cy="3261995"/>
+                    </a:xfrm>
+                    <a:prstGeom prst="rect">
+                      <a:avLst/>
+                    </a:prstGeom>
+                  </pic:spPr>
+                </pic:pic>
+              </a:graphicData>
+            </a:graphic>
+          </wp:anchor>
+        </w:drawing>
+      </w:r>
+    </w:p>
+    <w:p>
+      <w:pPr>
+        <w:pStyle w:val="Normal"/>
+        <w:rPr/>
+      </w:pPr>
+      <w:r>
+        <w:rPr/>
+      </w:r>
+    </w:p>
+    <w:p>
+      <w:pPr>
+        <w:pStyle w:val="Normal"/>
+        <w:rPr/>
+      </w:pPr>
+      <w:r>
+        <w:rPr/>
+      </w:r>
+    </w:p>
+    <w:p>
+      <w:pPr>
+        <w:pStyle w:val="Normal"/>
+        <w:rPr/>
+      </w:pPr>
+      <w:r>
+        <w:rPr/>
+      </w:r>
+    </w:p>
+    <w:p>
+      <w:pPr>
+        <w:pStyle w:val="Normal"/>
+        <w:rPr/>
+      </w:pPr>
+      <w:r>
+        <w:rPr/>
+      </w:r>
+    </w:p>
+    <w:p>
+      <w:pPr>
+        <w:pStyle w:val="Normal"/>
+        <w:rPr/>
+      </w:pPr>
+      <w:r>
+        <w:rPr/>
+      </w:r>
+    </w:p>
+    <w:p>
+      <w:pPr>
+        <w:pStyle w:val="Normal"/>
+        <w:rPr/>
+      </w:pPr>
+      <w:r>
+        <w:rPr/>
+      </w:r>
+    </w:p>
+    <w:p>
+      <w:pPr>
+        <w:pStyle w:val="Normal"/>
+        <w:rPr/>
+      </w:pPr>
+      <w:r>
+        <w:rPr/>
+      </w:r>
+    </w:p>
+    <w:p>
+      <w:pPr>
+        <w:pStyle w:val="Normal"/>
+        <w:rPr/>
+      </w:pPr>
+      <w:r>
+        <w:rPr/>
+      </w:r>
+    </w:p>
+    <w:p>
+      <w:pPr>
+        <w:pStyle w:val="Normal"/>
+        <w:rPr/>
+      </w:pPr>
+      <w:r>
+        <w:rPr/>
+      </w:r>
+    </w:p>
+    <w:p>
+      <w:pPr>
+        <w:pStyle w:val="Normal"/>
+        <w:spacing w:before="0" w:after="160"/>
+        <w:rPr/>
+      </w:pPr>
+      <w:r>
+        <w:rPr/>
       </w:r>
     </w:p>
     <w:sectPr>

--- a/FIFO/studies/CDC.docx
+++ b/FIFO/studies/CDC.docx
@@ -1823,51 +1823,6 @@
           <wp:anchor behindDoc="0" distT="0" distB="0" distL="0" distR="0" simplePos="0" locked="0" layoutInCell="0" allowOverlap="1" relativeHeight="20">
             <wp:simplePos x="0" y="0"/>
             <wp:positionH relativeFrom="column">
-              <wp:posOffset>1350010</wp:posOffset>
-            </wp:positionH>
-            <wp:positionV relativeFrom="paragraph">
-              <wp:posOffset>4086860</wp:posOffset>
-            </wp:positionV>
-            <wp:extent cx="2971800" cy="2181225"/>
-            <wp:effectExtent l="0" t="0" r="0" b="0"/>
-            <wp:wrapTopAndBottom/>
-            <wp:docPr id="19" name="Image14" descr=""/>
-            <wp:cNvGraphicFramePr>
-              <a:graphicFrameLocks xmlns:a="http://schemas.openxmlformats.org/drawingml/2006/main" noChangeAspect="1"/>
-            </wp:cNvGraphicFramePr>
-            <a:graphic xmlns:a="http://schemas.openxmlformats.org/drawingml/2006/main">
-              <a:graphicData uri="http://schemas.openxmlformats.org/drawingml/2006/picture">
-                <pic:pic xmlns:pic="http://schemas.openxmlformats.org/drawingml/2006/picture">
-                  <pic:nvPicPr>
-                    <pic:cNvPr id="19" name="Image14" descr=""/>
-                    <pic:cNvPicPr>
-                      <a:picLocks noChangeAspect="1" noChangeArrowheads="1"/>
-                    </pic:cNvPicPr>
-                  </pic:nvPicPr>
-                  <pic:blipFill>
-                    <a:blip r:embed="rId21"/>
-                    <a:stretch>
-                      <a:fillRect/>
-                    </a:stretch>
-                  </pic:blipFill>
-                  <pic:spPr bwMode="auto">
-                    <a:xfrm>
-                      <a:off x="0" y="0"/>
-                      <a:ext cx="2971800" cy="2181225"/>
-                    </a:xfrm>
-                    <a:prstGeom prst="rect">
-                      <a:avLst/>
-                    </a:prstGeom>
-                  </pic:spPr>
-                </pic:pic>
-              </a:graphicData>
-            </a:graphic>
-          </wp:anchor>
-        </w:drawing>
-        <w:drawing>
-          <wp:anchor behindDoc="0" distT="0" distB="0" distL="0" distR="0" simplePos="0" locked="0" layoutInCell="0" allowOverlap="1" relativeHeight="21">
-            <wp:simplePos x="0" y="0"/>
-            <wp:positionH relativeFrom="column">
               <wp:posOffset>12700</wp:posOffset>
             </wp:positionH>
             <wp:positionV relativeFrom="paragraph">
@@ -1876,7 +1831,7 @@
             <wp:extent cx="5760720" cy="3822065"/>
             <wp:effectExtent l="0" t="0" r="0" b="0"/>
             <wp:wrapSquare wrapText="largest"/>
-            <wp:docPr id="20" name="Image15" descr=""/>
+            <wp:docPr id="19" name="Image15" descr=""/>
             <wp:cNvGraphicFramePr>
               <a:graphicFrameLocks xmlns:a="http://schemas.openxmlformats.org/drawingml/2006/main" noChangeAspect="1"/>
             </wp:cNvGraphicFramePr>
@@ -1884,13 +1839,13 @@
               <a:graphicData uri="http://schemas.openxmlformats.org/drawingml/2006/picture">
                 <pic:pic xmlns:pic="http://schemas.openxmlformats.org/drawingml/2006/picture">
                   <pic:nvPicPr>
-                    <pic:cNvPr id="20" name="Image15" descr=""/>
+                    <pic:cNvPr id="19" name="Image15" descr=""/>
                     <pic:cNvPicPr>
                       <a:picLocks noChangeAspect="1" noChangeArrowheads="1"/>
                     </pic:cNvPicPr>
                   </pic:nvPicPr>
                   <pic:blipFill>
-                    <a:blip r:embed="rId22"/>
+                    <a:blip r:embed="rId21"/>
                     <a:stretch>
                       <a:fillRect/>
                     </a:stretch>
@@ -1909,39 +1864,84 @@
             </a:graphic>
           </wp:anchor>
         </w:drawing>
-      </w:r>
-      <w:r>
-        <w:br w:type="page"/>
-      </w:r>
-    </w:p>
-    <w:p>
-      <w:pPr>
-        <w:pStyle w:val="Heading2"/>
-        <w:rPr/>
-      </w:pPr>
-      <w:r>
-        <w:rPr/>
-        <w:t>CDC Decision Tree</w:t>
-      </w:r>
-    </w:p>
-    <w:p>
-      <w:pPr>
-        <w:pStyle w:val="Normal"/>
-        <w:rPr/>
-      </w:pPr>
-      <w:r>
-        <w:rPr/>
-      </w:r>
-    </w:p>
-    <w:p>
-      <w:pPr>
-        <w:pStyle w:val="Normal"/>
-        <w:rPr/>
-      </w:pPr>
-      <w:r>
-        <w:rPr/>
         <w:drawing>
           <wp:anchor behindDoc="0" distT="0" distB="0" distL="0" distR="0" simplePos="0" locked="0" layoutInCell="0" allowOverlap="1" relativeHeight="23">
+            <wp:simplePos x="0" y="0"/>
+            <wp:positionH relativeFrom="column">
+              <wp:posOffset>47625</wp:posOffset>
+            </wp:positionH>
+            <wp:positionV relativeFrom="paragraph">
+              <wp:posOffset>4133850</wp:posOffset>
+            </wp:positionV>
+            <wp:extent cx="5760720" cy="2952115"/>
+            <wp:effectExtent l="0" t="0" r="0" b="0"/>
+            <wp:wrapSquare wrapText="largest"/>
+            <wp:docPr id="20" name="Image14" descr=""/>
+            <wp:cNvGraphicFramePr>
+              <a:graphicFrameLocks xmlns:a="http://schemas.openxmlformats.org/drawingml/2006/main" noChangeAspect="1"/>
+            </wp:cNvGraphicFramePr>
+            <a:graphic xmlns:a="http://schemas.openxmlformats.org/drawingml/2006/main">
+              <a:graphicData uri="http://schemas.openxmlformats.org/drawingml/2006/picture">
+                <pic:pic xmlns:pic="http://schemas.openxmlformats.org/drawingml/2006/picture">
+                  <pic:nvPicPr>
+                    <pic:cNvPr id="20" name="Image14" descr=""/>
+                    <pic:cNvPicPr>
+                      <a:picLocks noChangeAspect="1" noChangeArrowheads="1"/>
+                    </pic:cNvPicPr>
+                  </pic:nvPicPr>
+                  <pic:blipFill>
+                    <a:blip r:embed="rId22"/>
+                    <a:stretch>
+                      <a:fillRect/>
+                    </a:stretch>
+                  </pic:blipFill>
+                  <pic:spPr bwMode="auto">
+                    <a:xfrm>
+                      <a:off x="0" y="0"/>
+                      <a:ext cx="5760720" cy="2952115"/>
+                    </a:xfrm>
+                    <a:prstGeom prst="rect">
+                      <a:avLst/>
+                    </a:prstGeom>
+                  </pic:spPr>
+                </pic:pic>
+              </a:graphicData>
+            </a:graphic>
+          </wp:anchor>
+        </w:drawing>
+      </w:r>
+      <w:r>
+        <w:br w:type="page"/>
+      </w:r>
+    </w:p>
+    <w:p>
+      <w:pPr>
+        <w:pStyle w:val="Heading2"/>
+        <w:rPr/>
+      </w:pPr>
+      <w:r>
+        <w:rPr/>
+        <w:t>CDC Decision Tree</w:t>
+      </w:r>
+    </w:p>
+    <w:p>
+      <w:pPr>
+        <w:pStyle w:val="Normal"/>
+        <w:rPr/>
+      </w:pPr>
+      <w:r>
+        <w:rPr/>
+      </w:r>
+    </w:p>
+    <w:p>
+      <w:pPr>
+        <w:pStyle w:val="Normal"/>
+        <w:rPr/>
+      </w:pPr>
+      <w:r>
+        <w:rPr/>
+        <w:drawing>
+          <wp:anchor behindDoc="0" distT="0" distB="0" distL="0" distR="0" simplePos="0" locked="0" layoutInCell="0" allowOverlap="1" relativeHeight="21">
             <wp:simplePos x="0" y="0"/>
             <wp:positionH relativeFrom="column">
               <wp:align>center</wp:align>
